--- a/1-Information/Social/Social Awareness/الخصوصية او اللئيم والخبيث و الجاهل بالخصوصية و  نمّام و ال متطفل.docx
+++ b/1-Information/Social/Social Awareness/الخصوصية او اللئيم والخبيث و الجاهل بالخصوصية و  نمّام و ال متطفل.docx
@@ -98,27 +98,7 @@
           <w:szCs w:val="18"/>
           <w:highlight w:val="lightGray"/>
         </w:rPr>
-        <w:t xml:space="preserve"> Persons Table -&gt; ID Column: 1, </w:t>
-      </w:r>
-      <w:proofErr w:type="spellStart"/>
-      <w:r>
-        <w:rPr>
-          <w:rFonts w:ascii="Arial" w:eastAsia="Arial" w:hAnsi="Arial" w:cs="Arial"/>
-          <w:sz w:val="18"/>
-          <w:szCs w:val="18"/>
-          <w:highlight w:val="lightGray"/>
-        </w:rPr>
-        <w:t>Name_En</w:t>
-      </w:r>
-      <w:proofErr w:type="spellEnd"/>
-      <w:r>
-        <w:rPr>
-          <w:rFonts w:ascii="Arial" w:eastAsia="Arial" w:hAnsi="Arial" w:cs="Arial"/>
-          <w:sz w:val="18"/>
-          <w:szCs w:val="18"/>
-          <w:highlight w:val="lightGray"/>
-        </w:rPr>
-        <w:t xml:space="preserve"> Column: Motasem Essam] -&gt; </w:t>
+        <w:t xml:space="preserve"> Persons Table -&gt; ID Column: 1, Name_En Column: Motasem Essam] -&gt; </w:t>
       </w:r>
       <w:r>
         <w:rPr>
@@ -243,47 +223,7 @@
           <w:szCs w:val="18"/>
           <w:highlight w:val="lightGray"/>
         </w:rPr>
-        <w:t xml:space="preserve"> Persons Table -&gt; {ID Column: 1, </w:t>
-      </w:r>
-      <w:proofErr w:type="spellStart"/>
-      <w:r>
-        <w:rPr>
-          <w:rFonts w:ascii="Arial" w:hAnsi="Arial" w:cs="Arial"/>
-          <w:sz w:val="18"/>
-          <w:szCs w:val="18"/>
-          <w:highlight w:val="lightGray"/>
-        </w:rPr>
-        <w:t>Name_En</w:t>
-      </w:r>
-      <w:proofErr w:type="spellEnd"/>
-      <w:r>
-        <w:rPr>
-          <w:rFonts w:ascii="Arial" w:hAnsi="Arial" w:cs="Arial"/>
-          <w:sz w:val="18"/>
-          <w:szCs w:val="18"/>
-          <w:highlight w:val="lightGray"/>
-        </w:rPr>
-        <w:t xml:space="preserve"> Column: Motasem Essam}, {ID Column: 2, </w:t>
-      </w:r>
-      <w:proofErr w:type="spellStart"/>
-      <w:r>
-        <w:rPr>
-          <w:rFonts w:ascii="Arial" w:hAnsi="Arial" w:cs="Arial"/>
-          <w:sz w:val="18"/>
-          <w:szCs w:val="18"/>
-          <w:highlight w:val="lightGray"/>
-        </w:rPr>
-        <w:t>Name_En</w:t>
-      </w:r>
-      <w:proofErr w:type="spellEnd"/>
-      <w:r>
-        <w:rPr>
-          <w:rFonts w:ascii="Arial" w:hAnsi="Arial" w:cs="Arial"/>
-          <w:sz w:val="18"/>
-          <w:szCs w:val="18"/>
-          <w:highlight w:val="lightGray"/>
-        </w:rPr>
-        <w:t xml:space="preserve"> Column: Momen Essam}] </w:t>
+        <w:t xml:space="preserve"> Persons Table -&gt; {ID Column: 1, Name_En Column: Motasem Essam}, {ID Column: 2, Name_En Column: Momen Essam}] </w:t>
       </w:r>
       <w:r>
         <w:rPr>
@@ -303,27 +243,7 @@
           <w:szCs w:val="18"/>
           <w:highlight w:val="lightGray"/>
         </w:rPr>
-        <w:t xml:space="preserve"> Persons Table -&gt; ID Column: 1, </w:t>
-      </w:r>
-      <w:proofErr w:type="spellStart"/>
-      <w:r>
-        <w:rPr>
-          <w:rFonts w:ascii="Arial" w:hAnsi="Arial" w:cs="Arial"/>
-          <w:sz w:val="18"/>
-          <w:szCs w:val="18"/>
-          <w:highlight w:val="lightGray"/>
-        </w:rPr>
-        <w:t>Name_En</w:t>
-      </w:r>
-      <w:proofErr w:type="spellEnd"/>
-      <w:r>
-        <w:rPr>
-          <w:rFonts w:ascii="Arial" w:hAnsi="Arial" w:cs="Arial"/>
-          <w:sz w:val="18"/>
-          <w:szCs w:val="18"/>
-          <w:highlight w:val="lightGray"/>
-        </w:rPr>
-        <w:t xml:space="preserve"> Column: Motasem Essam] -&gt; Description: [</w:t>
+        <w:t xml:space="preserve"> Persons Table -&gt; ID Column: 1, Name_En Column: Motasem Essam] -&gt; Description: [</w:t>
       </w:r>
       <w:r>
         <w:rPr>
@@ -411,27 +331,7 @@
           <w:szCs w:val="18"/>
           <w:highlight w:val="lightGray"/>
         </w:rPr>
-        <w:t xml:space="preserve">: Persons Table -&gt; ID Column: 3, </w:t>
-      </w:r>
-      <w:proofErr w:type="spellStart"/>
-      <w:r>
-        <w:rPr>
-          <w:rFonts w:ascii="Arial" w:hAnsi="Arial" w:cs="Arial"/>
-          <w:sz w:val="18"/>
-          <w:szCs w:val="18"/>
-          <w:highlight w:val="lightGray"/>
-        </w:rPr>
-        <w:t>Name_En</w:t>
-      </w:r>
-      <w:proofErr w:type="spellEnd"/>
-      <w:r>
-        <w:rPr>
-          <w:rFonts w:ascii="Arial" w:hAnsi="Arial" w:cs="Arial"/>
-          <w:sz w:val="18"/>
-          <w:szCs w:val="18"/>
-          <w:highlight w:val="lightGray"/>
-        </w:rPr>
-        <w:t xml:space="preserve"> Column: Ahmed] -&gt; </w:t>
+        <w:t xml:space="preserve">: Persons Table -&gt; ID Column: 3, Name_En Column: Ahmed] -&gt; </w:t>
       </w:r>
       <w:r>
         <w:rPr>
@@ -453,25 +353,23 @@
         </w:rPr>
         <w:t xml:space="preserve"> [</w:t>
       </w:r>
-      <w:proofErr w:type="spellStart"/>
-      <w:r>
-        <w:rPr>
-          <w:rFonts w:ascii="Arial" w:hAnsi="Arial" w:cs="Arial"/>
-          <w:sz w:val="18"/>
-          <w:szCs w:val="18"/>
-          <w:highlight w:val="lightGray"/>
-        </w:rPr>
-        <w:t>Chatgpt</w:t>
-      </w:r>
-      <w:proofErr w:type="spellEnd"/>
-      <w:r>
-        <w:rPr>
-          <w:rFonts w:ascii="Arial" w:hAnsi="Arial" w:cs="Arial"/>
-          <w:sz w:val="18"/>
-          <w:szCs w:val="18"/>
-          <w:highlight w:val="lightGray"/>
-        </w:rPr>
-        <w:t xml:space="preserve"> (GPT-4-turbo)] -&gt; </w:t>
+      <w:r>
+        <w:rPr>
+          <w:rFonts w:ascii="Arial" w:hAnsi="Arial" w:cs="Arial"/>
+          <w:sz w:val="18"/>
+          <w:szCs w:val="18"/>
+          <w:highlight w:val="lightGray"/>
+        </w:rPr>
+        <w:t>ChatGPT</w:t>
+      </w:r>
+      <w:r>
+        <w:rPr>
+          <w:rFonts w:ascii="Arial" w:hAnsi="Arial" w:cs="Arial"/>
+          <w:sz w:val="18"/>
+          <w:szCs w:val="18"/>
+          <w:highlight w:val="lightGray"/>
+        </w:rPr>
+        <w:t xml:space="preserve">] -&gt; </w:t>
       </w:r>
       <w:r>
         <w:rPr>
@@ -736,27 +634,7 @@
           <w:szCs w:val="18"/>
           <w:highlight w:val="lightGray"/>
         </w:rPr>
-        <w:t xml:space="preserve"> Persons Table -&gt; ID Column: 1, </w:t>
-      </w:r>
-      <w:proofErr w:type="spellStart"/>
-      <w:r>
-        <w:rPr>
-          <w:rFonts w:ascii="Arial" w:eastAsia="Arial" w:hAnsi="Arial" w:cs="Arial"/>
-          <w:sz w:val="18"/>
-          <w:szCs w:val="18"/>
-          <w:highlight w:val="lightGray"/>
-        </w:rPr>
-        <w:t>Name_En</w:t>
-      </w:r>
-      <w:proofErr w:type="spellEnd"/>
-      <w:r>
-        <w:rPr>
-          <w:rFonts w:ascii="Arial" w:eastAsia="Arial" w:hAnsi="Arial" w:cs="Arial"/>
-          <w:sz w:val="18"/>
-          <w:szCs w:val="18"/>
-          <w:highlight w:val="lightGray"/>
-        </w:rPr>
-        <w:t xml:space="preserve"> Column: Motasem Essam] -&gt; </w:t>
+        <w:t xml:space="preserve"> Persons Table -&gt; ID Column: 1, Name_En Column: Motasem Essam] -&gt; </w:t>
       </w:r>
       <w:r>
         <w:rPr>
@@ -815,7 +693,25 @@
           <w:szCs w:val="18"/>
           <w:highlight w:val="lightGray"/>
         </w:rPr>
-        <w:t>[9/10/2024]</w:t>
+        <w:t>[</w:t>
+      </w:r>
+      <w:r>
+        <w:rPr>
+          <w:rFonts w:ascii="Arial" w:eastAsia="Arial" w:hAnsi="Arial" w:cs="Arial"/>
+          <w:sz w:val="18"/>
+          <w:szCs w:val="18"/>
+          <w:highlight w:val="lightGray"/>
+        </w:rPr>
+        <w:t>12/5/2025</w:t>
+      </w:r>
+      <w:r>
+        <w:rPr>
+          <w:rFonts w:ascii="Arial" w:eastAsia="Arial" w:hAnsi="Arial" w:cs="Arial"/>
+          <w:sz w:val="18"/>
+          <w:szCs w:val="18"/>
+          <w:highlight w:val="lightGray"/>
+        </w:rPr>
+        <w:t>]</w:t>
       </w:r>
     </w:p>
     <w:p>
@@ -845,47 +741,7 @@
           <w:szCs w:val="18"/>
           <w:highlight w:val="lightGray"/>
         </w:rPr>
-        <w:t xml:space="preserve"> Persons Table -&gt; {ID Column: 1, </w:t>
-      </w:r>
-      <w:proofErr w:type="spellStart"/>
-      <w:r>
-        <w:rPr>
-          <w:rFonts w:ascii="Arial" w:hAnsi="Arial" w:cs="Arial"/>
-          <w:sz w:val="18"/>
-          <w:szCs w:val="18"/>
-          <w:highlight w:val="lightGray"/>
-        </w:rPr>
-        <w:t>Name_En</w:t>
-      </w:r>
-      <w:proofErr w:type="spellEnd"/>
-      <w:r>
-        <w:rPr>
-          <w:rFonts w:ascii="Arial" w:hAnsi="Arial" w:cs="Arial"/>
-          <w:sz w:val="18"/>
-          <w:szCs w:val="18"/>
-          <w:highlight w:val="lightGray"/>
-        </w:rPr>
-        <w:t xml:space="preserve"> Column: Motasem Essam}, {ID Column: 2, </w:t>
-      </w:r>
-      <w:proofErr w:type="spellStart"/>
-      <w:r>
-        <w:rPr>
-          <w:rFonts w:ascii="Arial" w:hAnsi="Arial" w:cs="Arial"/>
-          <w:sz w:val="18"/>
-          <w:szCs w:val="18"/>
-          <w:highlight w:val="lightGray"/>
-        </w:rPr>
-        <w:t>Name_En</w:t>
-      </w:r>
-      <w:proofErr w:type="spellEnd"/>
-      <w:r>
-        <w:rPr>
-          <w:rFonts w:ascii="Arial" w:hAnsi="Arial" w:cs="Arial"/>
-          <w:sz w:val="18"/>
-          <w:szCs w:val="18"/>
-          <w:highlight w:val="lightGray"/>
-        </w:rPr>
-        <w:t xml:space="preserve"> Column: Momen Essam}] </w:t>
+        <w:t xml:space="preserve"> Persons Table -&gt; {ID Column: 1, Name_En Column: Motasem Essam}, {ID Column: 2, Name_En Column: Momen Essam}] </w:t>
       </w:r>
       <w:r>
         <w:rPr>
@@ -905,27 +761,7 @@
           <w:szCs w:val="18"/>
           <w:highlight w:val="lightGray"/>
         </w:rPr>
-        <w:t xml:space="preserve"> Persons Table -&gt; ID Column: 1, </w:t>
-      </w:r>
-      <w:proofErr w:type="spellStart"/>
-      <w:r>
-        <w:rPr>
-          <w:rFonts w:ascii="Arial" w:hAnsi="Arial" w:cs="Arial"/>
-          <w:sz w:val="18"/>
-          <w:szCs w:val="18"/>
-          <w:highlight w:val="lightGray"/>
-        </w:rPr>
-        <w:t>Name_En</w:t>
-      </w:r>
-      <w:proofErr w:type="spellEnd"/>
-      <w:r>
-        <w:rPr>
-          <w:rFonts w:ascii="Arial" w:hAnsi="Arial" w:cs="Arial"/>
-          <w:sz w:val="18"/>
-          <w:szCs w:val="18"/>
-          <w:highlight w:val="lightGray"/>
-        </w:rPr>
-        <w:t xml:space="preserve"> Column: Motasem Essam] -&gt; Description: [</w:t>
+        <w:t xml:space="preserve"> Persons Table -&gt; ID Column: 1, Name_En Column: Motasem Essam] -&gt; Description: [</w:t>
       </w:r>
       <w:r>
         <w:rPr>
@@ -1019,27 +855,7 @@
           <w:szCs w:val="18"/>
           <w:highlight w:val="lightGray"/>
         </w:rPr>
-        <w:t xml:space="preserve">: Persons Table -&gt; ID Column: 3, </w:t>
-      </w:r>
-      <w:proofErr w:type="spellStart"/>
-      <w:r>
-        <w:rPr>
-          <w:rFonts w:ascii="Arial" w:hAnsi="Arial" w:cs="Arial"/>
-          <w:sz w:val="18"/>
-          <w:szCs w:val="18"/>
-          <w:highlight w:val="lightGray"/>
-        </w:rPr>
-        <w:t>Name_En</w:t>
-      </w:r>
-      <w:proofErr w:type="spellEnd"/>
-      <w:r>
-        <w:rPr>
-          <w:rFonts w:ascii="Arial" w:hAnsi="Arial" w:cs="Arial"/>
-          <w:sz w:val="18"/>
-          <w:szCs w:val="18"/>
-          <w:highlight w:val="lightGray"/>
-        </w:rPr>
-        <w:t xml:space="preserve"> Column: Ahmed] -&gt; </w:t>
+        <w:t xml:space="preserve">: Persons Table -&gt; ID Column: 3, Name_En Column: Ahmed] -&gt; </w:t>
       </w:r>
       <w:r>
         <w:rPr>
@@ -1061,25 +877,23 @@
         </w:rPr>
         <w:t xml:space="preserve"> [</w:t>
       </w:r>
-      <w:proofErr w:type="spellStart"/>
-      <w:r>
-        <w:rPr>
-          <w:rFonts w:ascii="Arial" w:hAnsi="Arial" w:cs="Arial"/>
-          <w:sz w:val="18"/>
-          <w:szCs w:val="18"/>
-          <w:highlight w:val="lightGray"/>
-        </w:rPr>
-        <w:t>Chatgpt</w:t>
-      </w:r>
-      <w:proofErr w:type="spellEnd"/>
-      <w:r>
-        <w:rPr>
-          <w:rFonts w:ascii="Arial" w:hAnsi="Arial" w:cs="Arial"/>
-          <w:sz w:val="18"/>
-          <w:szCs w:val="18"/>
-          <w:highlight w:val="lightGray"/>
-        </w:rPr>
-        <w:t xml:space="preserve"> (GPT-4-turbo)] -&gt; </w:t>
+      <w:r>
+        <w:rPr>
+          <w:rFonts w:ascii="Arial" w:hAnsi="Arial" w:cs="Arial"/>
+          <w:sz w:val="18"/>
+          <w:szCs w:val="18"/>
+          <w:highlight w:val="lightGray"/>
+        </w:rPr>
+        <w:t>ChatGPT</w:t>
+      </w:r>
+      <w:r>
+        <w:rPr>
+          <w:rFonts w:ascii="Arial" w:hAnsi="Arial" w:cs="Arial"/>
+          <w:sz w:val="18"/>
+          <w:szCs w:val="18"/>
+          <w:highlight w:val="lightGray"/>
+        </w:rPr>
+        <w:t xml:space="preserve">] -&gt; </w:t>
       </w:r>
       <w:r>
         <w:rPr>
@@ -1368,27 +1182,7 @@
           <w:szCs w:val="18"/>
           <w:highlight w:val="lightGray"/>
         </w:rPr>
-        <w:t xml:space="preserve"> Persons Table -&gt; ID Column: 1, </w:t>
-      </w:r>
-      <w:proofErr w:type="spellStart"/>
-      <w:r>
-        <w:rPr>
-          <w:rFonts w:ascii="Arial" w:eastAsia="Arial" w:hAnsi="Arial" w:cs="Arial"/>
-          <w:sz w:val="18"/>
-          <w:szCs w:val="18"/>
-          <w:highlight w:val="lightGray"/>
-        </w:rPr>
-        <w:t>Name_En</w:t>
-      </w:r>
-      <w:proofErr w:type="spellEnd"/>
-      <w:r>
-        <w:rPr>
-          <w:rFonts w:ascii="Arial" w:eastAsia="Arial" w:hAnsi="Arial" w:cs="Arial"/>
-          <w:sz w:val="18"/>
-          <w:szCs w:val="18"/>
-          <w:highlight w:val="lightGray"/>
-        </w:rPr>
-        <w:t xml:space="preserve"> Column: Motasem Essam] -&gt; </w:t>
+        <w:t xml:space="preserve"> Persons Table -&gt; ID Column: 1, Name_En Column: Motasem Essam] -&gt; </w:t>
       </w:r>
       <w:r>
         <w:rPr>
@@ -1465,7 +1259,25 @@
           <w:szCs w:val="18"/>
           <w:highlight w:val="lightGray"/>
         </w:rPr>
-        <w:t>[9/10/2024]</w:t>
+        <w:t>[</w:t>
+      </w:r>
+      <w:r>
+        <w:rPr>
+          <w:rFonts w:ascii="Arial" w:eastAsia="Arial" w:hAnsi="Arial" w:cs="Arial"/>
+          <w:sz w:val="18"/>
+          <w:szCs w:val="18"/>
+          <w:highlight w:val="lightGray"/>
+        </w:rPr>
+        <w:t>12/5/2025</w:t>
+      </w:r>
+      <w:r>
+        <w:rPr>
+          <w:rFonts w:ascii="Arial" w:eastAsia="Arial" w:hAnsi="Arial" w:cs="Arial"/>
+          <w:sz w:val="18"/>
+          <w:szCs w:val="18"/>
+          <w:highlight w:val="lightGray"/>
+        </w:rPr>
+        <w:t>]</w:t>
       </w:r>
     </w:p>
     <w:p>
@@ -1495,47 +1307,7 @@
           <w:szCs w:val="18"/>
           <w:highlight w:val="lightGray"/>
         </w:rPr>
-        <w:t xml:space="preserve"> Persons Table -&gt; {ID Column: 1, </w:t>
-      </w:r>
-      <w:proofErr w:type="spellStart"/>
-      <w:r>
-        <w:rPr>
-          <w:rFonts w:ascii="Arial" w:hAnsi="Arial" w:cs="Arial"/>
-          <w:sz w:val="18"/>
-          <w:szCs w:val="18"/>
-          <w:highlight w:val="lightGray"/>
-        </w:rPr>
-        <w:t>Name_En</w:t>
-      </w:r>
-      <w:proofErr w:type="spellEnd"/>
-      <w:r>
-        <w:rPr>
-          <w:rFonts w:ascii="Arial" w:hAnsi="Arial" w:cs="Arial"/>
-          <w:sz w:val="18"/>
-          <w:szCs w:val="18"/>
-          <w:highlight w:val="lightGray"/>
-        </w:rPr>
-        <w:t xml:space="preserve"> Column: Motasem Essam}, {ID Column: 2, </w:t>
-      </w:r>
-      <w:proofErr w:type="spellStart"/>
-      <w:r>
-        <w:rPr>
-          <w:rFonts w:ascii="Arial" w:hAnsi="Arial" w:cs="Arial"/>
-          <w:sz w:val="18"/>
-          <w:szCs w:val="18"/>
-          <w:highlight w:val="lightGray"/>
-        </w:rPr>
-        <w:t>Name_En</w:t>
-      </w:r>
-      <w:proofErr w:type="spellEnd"/>
-      <w:r>
-        <w:rPr>
-          <w:rFonts w:ascii="Arial" w:hAnsi="Arial" w:cs="Arial"/>
-          <w:sz w:val="18"/>
-          <w:szCs w:val="18"/>
-          <w:highlight w:val="lightGray"/>
-        </w:rPr>
-        <w:t xml:space="preserve"> Column: Momen Essam}] </w:t>
+        <w:t xml:space="preserve"> Persons Table -&gt; {ID Column: 1, Name_En Column: Motasem Essam}, {ID Column: 2, Name_En Column: Momen Essam}] </w:t>
       </w:r>
       <w:r>
         <w:rPr>
@@ -1555,27 +1327,7 @@
           <w:szCs w:val="18"/>
           <w:highlight w:val="lightGray"/>
         </w:rPr>
-        <w:t xml:space="preserve"> Persons Table -&gt; ID Column: 1, </w:t>
-      </w:r>
-      <w:proofErr w:type="spellStart"/>
-      <w:r>
-        <w:rPr>
-          <w:rFonts w:ascii="Arial" w:hAnsi="Arial" w:cs="Arial"/>
-          <w:sz w:val="18"/>
-          <w:szCs w:val="18"/>
-          <w:highlight w:val="lightGray"/>
-        </w:rPr>
-        <w:t>Name_En</w:t>
-      </w:r>
-      <w:proofErr w:type="spellEnd"/>
-      <w:r>
-        <w:rPr>
-          <w:rFonts w:ascii="Arial" w:hAnsi="Arial" w:cs="Arial"/>
-          <w:sz w:val="18"/>
-          <w:szCs w:val="18"/>
-          <w:highlight w:val="lightGray"/>
-        </w:rPr>
-        <w:t xml:space="preserve"> Column: Motasem Essam] -&gt; Description: [</w:t>
+        <w:t xml:space="preserve"> Persons Table -&gt; ID Column: 1, Name_En Column: Motasem Essam] -&gt; Description: [</w:t>
       </w:r>
       <w:r>
         <w:rPr>
@@ -1664,27 +1416,7 @@
           <w:szCs w:val="18"/>
           <w:highlight w:val="lightGray"/>
         </w:rPr>
-        <w:t xml:space="preserve">: Persons Table -&gt; ID Column: 3, </w:t>
-      </w:r>
-      <w:proofErr w:type="spellStart"/>
-      <w:r>
-        <w:rPr>
-          <w:rFonts w:ascii="Arial" w:hAnsi="Arial" w:cs="Arial"/>
-          <w:sz w:val="18"/>
-          <w:szCs w:val="18"/>
-          <w:highlight w:val="lightGray"/>
-        </w:rPr>
-        <w:t>Name_En</w:t>
-      </w:r>
-      <w:proofErr w:type="spellEnd"/>
-      <w:r>
-        <w:rPr>
-          <w:rFonts w:ascii="Arial" w:hAnsi="Arial" w:cs="Arial"/>
-          <w:sz w:val="18"/>
-          <w:szCs w:val="18"/>
-          <w:highlight w:val="lightGray"/>
-        </w:rPr>
-        <w:t xml:space="preserve"> Column: Ahmed] -&gt; </w:t>
+        <w:t xml:space="preserve">: Persons Table -&gt; ID Column: 3, Name_En Column: Ahmed] -&gt; </w:t>
       </w:r>
       <w:r>
         <w:rPr>
@@ -1706,25 +1438,23 @@
         </w:rPr>
         <w:t xml:space="preserve"> [</w:t>
       </w:r>
-      <w:proofErr w:type="spellStart"/>
-      <w:r>
-        <w:rPr>
-          <w:rFonts w:ascii="Arial" w:hAnsi="Arial" w:cs="Arial"/>
-          <w:sz w:val="18"/>
-          <w:szCs w:val="18"/>
-          <w:highlight w:val="lightGray"/>
-        </w:rPr>
-        <w:t>Chatgpt</w:t>
-      </w:r>
-      <w:proofErr w:type="spellEnd"/>
-      <w:r>
-        <w:rPr>
-          <w:rFonts w:ascii="Arial" w:hAnsi="Arial" w:cs="Arial"/>
-          <w:sz w:val="18"/>
-          <w:szCs w:val="18"/>
-          <w:highlight w:val="lightGray"/>
-        </w:rPr>
-        <w:t xml:space="preserve"> (GPT-4-turbo)] -&gt; </w:t>
+      <w:r>
+        <w:rPr>
+          <w:rFonts w:ascii="Arial" w:hAnsi="Arial" w:cs="Arial"/>
+          <w:sz w:val="18"/>
+          <w:szCs w:val="18"/>
+          <w:highlight w:val="lightGray"/>
+        </w:rPr>
+        <w:t>ChatGPT</w:t>
+      </w:r>
+      <w:r>
+        <w:rPr>
+          <w:rFonts w:ascii="Arial" w:hAnsi="Arial" w:cs="Arial"/>
+          <w:sz w:val="18"/>
+          <w:szCs w:val="18"/>
+          <w:highlight w:val="lightGray"/>
+        </w:rPr>
+        <w:t xml:space="preserve">] -&gt; </w:t>
       </w:r>
       <w:r>
         <w:rPr>
@@ -2167,27 +1897,7 @@
           <w:szCs w:val="18"/>
           <w:highlight w:val="lightGray"/>
         </w:rPr>
-        <w:t xml:space="preserve"> Persons Table -&gt; ID Column: 1, </w:t>
-      </w:r>
-      <w:proofErr w:type="spellStart"/>
-      <w:r>
-        <w:rPr>
-          <w:rFonts w:ascii="Arial" w:eastAsia="Arial" w:hAnsi="Arial" w:cs="Arial"/>
-          <w:sz w:val="18"/>
-          <w:szCs w:val="18"/>
-          <w:highlight w:val="lightGray"/>
-        </w:rPr>
-        <w:t>Name_En</w:t>
-      </w:r>
-      <w:proofErr w:type="spellEnd"/>
-      <w:r>
-        <w:rPr>
-          <w:rFonts w:ascii="Arial" w:eastAsia="Arial" w:hAnsi="Arial" w:cs="Arial"/>
-          <w:sz w:val="18"/>
-          <w:szCs w:val="18"/>
-          <w:highlight w:val="lightGray"/>
-        </w:rPr>
-        <w:t xml:space="preserve"> Column: Motasem Essam] -&gt; </w:t>
+        <w:t xml:space="preserve"> Persons Table -&gt; ID Column: 1, Name_En Column: Motasem Essam] -&gt; </w:t>
       </w:r>
       <w:r>
         <w:rPr>
@@ -2283,6 +1993,150 @@
           <w:szCs w:val="18"/>
           <w:highlight w:val="lightGray"/>
         </w:rPr>
+        <w:t>[</w:t>
+      </w:r>
+      <w:r>
+        <w:rPr>
+          <w:rFonts w:ascii="Arial" w:eastAsia="Arial" w:hAnsi="Arial" w:cs="Arial"/>
+          <w:sz w:val="18"/>
+          <w:szCs w:val="18"/>
+          <w:highlight w:val="lightGray"/>
+        </w:rPr>
+        <w:t>12/5/2025</w:t>
+      </w:r>
+      <w:r>
+        <w:rPr>
+          <w:rFonts w:ascii="Arial" w:eastAsia="Arial" w:hAnsi="Arial" w:cs="Arial"/>
+          <w:sz w:val="18"/>
+          <w:szCs w:val="18"/>
+          <w:highlight w:val="lightGray"/>
+        </w:rPr>
+        <w:t>]</w:t>
+      </w:r>
+    </w:p>
+    <w:p>
+      <w:pPr>
+        <w:rPr>
+          <w:rFonts w:ascii="Arial" w:hAnsi="Arial" w:cs="Arial"/>
+          <w:sz w:val="18"/>
+          <w:szCs w:val="18"/>
+          <w:highlight w:val="lightGray"/>
+        </w:rPr>
+      </w:pPr>
+      <w:r>
+        <w:rPr>
+          <w:rFonts w:ascii="Arial" w:hAnsi="Arial" w:cs="Arial"/>
+          <w:b/>
+          <w:bCs/>
+          <w:sz w:val="18"/>
+          <w:szCs w:val="18"/>
+          <w:highlight w:val="lightGray"/>
+        </w:rPr>
+        <w:t>## Input Source(s): Person Source: Provided by: [Data Path:</w:t>
+      </w:r>
+      <w:r>
+        <w:rPr>
+          <w:rFonts w:ascii="Arial" w:hAnsi="Arial" w:cs="Arial"/>
+          <w:sz w:val="18"/>
+          <w:szCs w:val="18"/>
+          <w:highlight w:val="lightGray"/>
+        </w:rPr>
+        <w:t xml:space="preserve"> Persons Table -&gt; {ID Column: 1, Name_En Column: Motasem Essam}, {ID Column: 2, Name_En Column: Momen Essam}] </w:t>
+      </w:r>
+      <w:r>
+        <w:rPr>
+          <w:rFonts w:ascii="Arial" w:hAnsi="Arial" w:cs="Arial"/>
+          <w:b/>
+          <w:bCs/>
+          <w:sz w:val="18"/>
+          <w:szCs w:val="18"/>
+          <w:highlight w:val="lightGray"/>
+        </w:rPr>
+        <w:t>Written by: [Data Path:</w:t>
+      </w:r>
+      <w:r>
+        <w:rPr>
+          <w:rFonts w:ascii="Arial" w:hAnsi="Arial" w:cs="Arial"/>
+          <w:sz w:val="18"/>
+          <w:szCs w:val="18"/>
+          <w:highlight w:val="lightGray"/>
+        </w:rPr>
+        <w:t xml:space="preserve"> Persons Table -&gt; ID Column: 1, Name_En Column: Motasem Essam] -&gt; Description: [</w:t>
+      </w:r>
+      <w:r>
+        <w:rPr>
+          <w:rFonts w:ascii="Arial" w:hAnsi="Arial" w:cs="Arial"/>
+          <w:sz w:val="18"/>
+          <w:szCs w:val="18"/>
+          <w:highlight w:val="lightGray"/>
+        </w:rPr>
+        <w:t>Raw definitions and illustrative examples of "</w:t>
+      </w:r>
+      <w:r>
+        <w:rPr>
+          <w:rFonts w:ascii="Arial" w:hAnsi="Arial" w:cs="Arial"/>
+          <w:sz w:val="18"/>
+          <w:szCs w:val="18"/>
+          <w:highlight w:val="lightGray"/>
+          <w:rtl/>
+        </w:rPr>
+        <w:t>نمّام</w:t>
+      </w:r>
+      <w:r>
+        <w:rPr>
+          <w:rFonts w:ascii="Arial" w:hAnsi="Arial" w:cs="Arial"/>
+          <w:sz w:val="18"/>
+          <w:szCs w:val="18"/>
+          <w:highlight w:val="lightGray"/>
+        </w:rPr>
+        <w:t>" and "</w:t>
+      </w:r>
+      <w:r>
+        <w:rPr>
+          <w:rFonts w:ascii="Arial" w:hAnsi="Arial" w:cs="Arial"/>
+          <w:sz w:val="18"/>
+          <w:szCs w:val="18"/>
+          <w:highlight w:val="lightGray"/>
+          <w:rtl/>
+        </w:rPr>
+        <w:t>متطفل</w:t>
+      </w:r>
+      <w:r>
+        <w:rPr>
+          <w:rFonts w:ascii="Arial" w:hAnsi="Arial" w:cs="Arial"/>
+          <w:sz w:val="18"/>
+          <w:szCs w:val="18"/>
+          <w:highlight w:val="lightGray"/>
+        </w:rPr>
+        <w:t>" from personal conversation, showing how information can be shared either with intent to harm relationships or merely without permission.</w:t>
+      </w:r>
+      <w:r>
+        <w:rPr>
+          <w:rFonts w:ascii="Arial" w:hAnsi="Arial" w:cs="Arial"/>
+          <w:sz w:val="18"/>
+          <w:szCs w:val="18"/>
+          <w:highlight w:val="lightGray"/>
+        </w:rPr>
+        <w:t xml:space="preserve">] </w:t>
+      </w:r>
+      <w:r>
+        <w:rPr>
+          <w:rFonts w:ascii="Arial" w:hAnsi="Arial" w:cs="Arial"/>
+          <w:b/>
+          <w:bCs/>
+          <w:sz w:val="18"/>
+          <w:szCs w:val="18"/>
+          <w:highlight w:val="lightGray"/>
+        </w:rPr>
+        <w:t xml:space="preserve">on </w:t>
+      </w:r>
+      <w:r>
+        <w:rPr>
+          <w:rFonts w:ascii="Arial" w:hAnsi="Arial" w:cs="Arial"/>
+          <w:sz w:val="18"/>
+          <w:szCs w:val="18"/>
+          <w:highlight w:val="lightGray"/>
+        </w:rPr>
         <w:t>[9/10/2024]</w:t>
       </w:r>
     </w:p>
@@ -2290,119 +2144,98 @@
       <w:pPr>
         <w:rPr>
           <w:rFonts w:ascii="Arial" w:hAnsi="Arial" w:cs="Arial"/>
-          <w:sz w:val="18"/>
-          <w:szCs w:val="18"/>
-          <w:highlight w:val="lightGray"/>
-        </w:rPr>
-      </w:pPr>
-      <w:r>
-        <w:rPr>
-          <w:rFonts w:ascii="Arial" w:hAnsi="Arial" w:cs="Arial"/>
-          <w:b/>
-          <w:bCs/>
-          <w:sz w:val="18"/>
-          <w:szCs w:val="18"/>
-          <w:highlight w:val="lightGray"/>
-        </w:rPr>
-        <w:t>## Input Source(s): Person Source: Provided by: [Data Path:</w:t>
-      </w:r>
-      <w:r>
-        <w:rPr>
-          <w:rFonts w:ascii="Arial" w:hAnsi="Arial" w:cs="Arial"/>
-          <w:sz w:val="18"/>
-          <w:szCs w:val="18"/>
-          <w:highlight w:val="lightGray"/>
-        </w:rPr>
-        <w:t xml:space="preserve"> Persons Table -&gt; {ID Column: 1, </w:t>
-      </w:r>
-      <w:proofErr w:type="spellStart"/>
-      <w:r>
-        <w:rPr>
-          <w:rFonts w:ascii="Arial" w:hAnsi="Arial" w:cs="Arial"/>
-          <w:sz w:val="18"/>
-          <w:szCs w:val="18"/>
-          <w:highlight w:val="lightGray"/>
-        </w:rPr>
-        <w:t>Name_En</w:t>
-      </w:r>
-      <w:proofErr w:type="spellEnd"/>
-      <w:r>
-        <w:rPr>
-          <w:rFonts w:ascii="Arial" w:hAnsi="Arial" w:cs="Arial"/>
-          <w:sz w:val="18"/>
-          <w:szCs w:val="18"/>
-          <w:highlight w:val="lightGray"/>
-        </w:rPr>
-        <w:t xml:space="preserve"> Column: Motasem Essam}, {ID Column: 2, </w:t>
-      </w:r>
-      <w:proofErr w:type="spellStart"/>
-      <w:r>
-        <w:rPr>
-          <w:rFonts w:ascii="Arial" w:hAnsi="Arial" w:cs="Arial"/>
-          <w:sz w:val="18"/>
-          <w:szCs w:val="18"/>
-          <w:highlight w:val="lightGray"/>
-        </w:rPr>
-        <w:t>Name_En</w:t>
-      </w:r>
-      <w:proofErr w:type="spellEnd"/>
-      <w:r>
-        <w:rPr>
-          <w:rFonts w:ascii="Arial" w:hAnsi="Arial" w:cs="Arial"/>
-          <w:sz w:val="18"/>
-          <w:szCs w:val="18"/>
-          <w:highlight w:val="lightGray"/>
-        </w:rPr>
-        <w:t xml:space="preserve"> Column: Momen Essam}] </w:t>
-      </w:r>
-      <w:r>
-        <w:rPr>
-          <w:rFonts w:ascii="Arial" w:hAnsi="Arial" w:cs="Arial"/>
-          <w:b/>
-          <w:bCs/>
-          <w:sz w:val="18"/>
-          <w:szCs w:val="18"/>
-          <w:highlight w:val="lightGray"/>
-        </w:rPr>
-        <w:t>Written by: [Data Path:</w:t>
-      </w:r>
-      <w:r>
-        <w:rPr>
-          <w:rFonts w:ascii="Arial" w:hAnsi="Arial" w:cs="Arial"/>
-          <w:sz w:val="18"/>
-          <w:szCs w:val="18"/>
-          <w:highlight w:val="lightGray"/>
-        </w:rPr>
-        <w:t xml:space="preserve"> Persons Table -&gt; ID Column: 1, </w:t>
-      </w:r>
-      <w:proofErr w:type="spellStart"/>
-      <w:r>
-        <w:rPr>
-          <w:rFonts w:ascii="Arial" w:hAnsi="Arial" w:cs="Arial"/>
-          <w:sz w:val="18"/>
-          <w:szCs w:val="18"/>
-          <w:highlight w:val="lightGray"/>
-        </w:rPr>
-        <w:t>Name_En</w:t>
-      </w:r>
-      <w:proofErr w:type="spellEnd"/>
-      <w:r>
-        <w:rPr>
-          <w:rFonts w:ascii="Arial" w:hAnsi="Arial" w:cs="Arial"/>
-          <w:sz w:val="18"/>
-          <w:szCs w:val="18"/>
-          <w:highlight w:val="lightGray"/>
-        </w:rPr>
-        <w:t xml:space="preserve"> Column: Motasem Essam] -&gt; Description: [</w:t>
-      </w:r>
-      <w:r>
-        <w:rPr>
-          <w:rFonts w:ascii="Arial" w:hAnsi="Arial" w:cs="Arial"/>
-          <w:sz w:val="18"/>
-          <w:szCs w:val="18"/>
-          <w:highlight w:val="lightGray"/>
-        </w:rPr>
-        <w:t>Raw definitions and illustrative examples of "</w:t>
+          <w:b/>
+          <w:bCs/>
+          <w:sz w:val="18"/>
+          <w:szCs w:val="18"/>
+        </w:rPr>
+      </w:pPr>
+      <w:r>
+        <w:rPr>
+          <w:rFonts w:ascii="Arial" w:hAnsi="Arial" w:cs="Arial"/>
+          <w:b/>
+          <w:bCs/>
+          <w:sz w:val="18"/>
+          <w:szCs w:val="18"/>
+          <w:highlight w:val="lightGray"/>
+        </w:rPr>
+        <w:t>## Processing Step 1: AI Source: Provided by: [Data Path</w:t>
+      </w:r>
+      <w:r>
+        <w:rPr>
+          <w:rFonts w:ascii="Arial" w:hAnsi="Arial" w:cs="Arial"/>
+          <w:sz w:val="18"/>
+          <w:szCs w:val="18"/>
+          <w:highlight w:val="lightGray"/>
+        </w:rPr>
+        <w:t xml:space="preserve">: Persons Table -&gt; ID Column: 3, Name_En Column: Ahmed] -&gt; </w:t>
+      </w:r>
+      <w:r>
+        <w:rPr>
+          <w:rFonts w:ascii="Arial" w:hAnsi="Arial" w:cs="Arial"/>
+          <w:b/>
+          <w:bCs/>
+          <w:sz w:val="18"/>
+          <w:szCs w:val="18"/>
+          <w:highlight w:val="lightGray"/>
+        </w:rPr>
+        <w:t>From:</w:t>
+      </w:r>
+      <w:r>
+        <w:rPr>
+          <w:rFonts w:ascii="Arial" w:hAnsi="Arial" w:cs="Arial"/>
+          <w:sz w:val="18"/>
+          <w:szCs w:val="18"/>
+          <w:highlight w:val="lightGray"/>
+        </w:rPr>
+        <w:t xml:space="preserve"> [</w:t>
+      </w:r>
+      <w:r>
+        <w:rPr>
+          <w:rFonts w:ascii="Arial" w:hAnsi="Arial" w:cs="Arial"/>
+          <w:sz w:val="18"/>
+          <w:szCs w:val="18"/>
+          <w:highlight w:val="lightGray"/>
+        </w:rPr>
+        <w:t>ChatGPT</w:t>
+      </w:r>
+      <w:r>
+        <w:rPr>
+          <w:rFonts w:ascii="Arial" w:hAnsi="Arial" w:cs="Arial"/>
+          <w:sz w:val="18"/>
+          <w:szCs w:val="18"/>
+          <w:highlight w:val="lightGray"/>
+        </w:rPr>
+        <w:t xml:space="preserve">] -&gt; </w:t>
+      </w:r>
+      <w:r>
+        <w:rPr>
+          <w:rFonts w:ascii="Arial" w:hAnsi="Arial" w:cs="Arial"/>
+          <w:b/>
+          <w:bCs/>
+          <w:sz w:val="18"/>
+          <w:szCs w:val="18"/>
+          <w:highlight w:val="lightGray"/>
+        </w:rPr>
+        <w:t>Description</w:t>
+      </w:r>
+      <w:r>
+        <w:rPr>
+          <w:rFonts w:ascii="Arial" w:hAnsi="Arial" w:cs="Arial"/>
+          <w:sz w:val="18"/>
+          <w:szCs w:val="18"/>
+          <w:highlight w:val="lightGray"/>
+        </w:rPr>
+        <w:t>: [</w:t>
+      </w:r>
+      <w:r>
+        <w:rPr>
+          <w:rFonts w:ascii="Arial" w:hAnsi="Arial" w:cs="Arial"/>
+          <w:sz w:val="18"/>
+          <w:szCs w:val="18"/>
+          <w:highlight w:val="lightGray"/>
+        </w:rPr>
+        <w:t>Expanded and clarified definitions of "</w:t>
       </w:r>
       <w:r>
         <w:rPr>
@@ -2440,7 +2273,7 @@
           <w:szCs w:val="18"/>
           <w:highlight w:val="lightGray"/>
         </w:rPr>
-        <w:t>" from personal conversation, showing how information can be shared either with intent to harm relationships or merely without permission.</w:t>
+        <w:t>"; structured examples to differentiate intentional gossip from unauthorized sharing; highlighted the importance of intent, effect on relationships, and respect for privacy when sharing information.</w:t>
       </w:r>
       <w:r>
         <w:rPr>
@@ -2460,224 +2293,37 @@
           <w:szCs w:val="18"/>
           <w:highlight w:val="lightGray"/>
         </w:rPr>
-        <w:t xml:space="preserve">on </w:t>
-      </w:r>
-      <w:r>
-        <w:rPr>
-          <w:rFonts w:ascii="Arial" w:hAnsi="Arial" w:cs="Arial"/>
-          <w:sz w:val="18"/>
-          <w:szCs w:val="18"/>
-          <w:highlight w:val="lightGray"/>
-        </w:rPr>
-        <w:t>[9/10/2024]</w:t>
-      </w:r>
-    </w:p>
-    <w:p>
-      <w:pPr>
-        <w:rPr>
-          <w:rFonts w:ascii="Arial" w:hAnsi="Arial" w:cs="Arial"/>
-          <w:b/>
-          <w:bCs/>
-          <w:sz w:val="18"/>
-          <w:szCs w:val="18"/>
-        </w:rPr>
-      </w:pPr>
-      <w:r>
-        <w:rPr>
-          <w:rFonts w:ascii="Arial" w:hAnsi="Arial" w:cs="Arial"/>
-          <w:b/>
-          <w:bCs/>
-          <w:sz w:val="18"/>
-          <w:szCs w:val="18"/>
-          <w:highlight w:val="lightGray"/>
-        </w:rPr>
-        <w:t>## Processing Step 1: AI Source: Provided by: [Data Path</w:t>
-      </w:r>
-      <w:r>
-        <w:rPr>
-          <w:rFonts w:ascii="Arial" w:hAnsi="Arial" w:cs="Arial"/>
-          <w:sz w:val="18"/>
-          <w:szCs w:val="18"/>
-          <w:highlight w:val="lightGray"/>
-        </w:rPr>
-        <w:t xml:space="preserve">: Persons Table -&gt; ID Column: 3, </w:t>
-      </w:r>
-      <w:proofErr w:type="spellStart"/>
-      <w:r>
-        <w:rPr>
-          <w:rFonts w:ascii="Arial" w:hAnsi="Arial" w:cs="Arial"/>
-          <w:sz w:val="18"/>
-          <w:szCs w:val="18"/>
-          <w:highlight w:val="lightGray"/>
-        </w:rPr>
-        <w:t>Name_En</w:t>
-      </w:r>
-      <w:proofErr w:type="spellEnd"/>
-      <w:r>
-        <w:rPr>
-          <w:rFonts w:ascii="Arial" w:hAnsi="Arial" w:cs="Arial"/>
-          <w:sz w:val="18"/>
-          <w:szCs w:val="18"/>
-          <w:highlight w:val="lightGray"/>
-        </w:rPr>
-        <w:t xml:space="preserve"> Column: Ahmed] -&gt; </w:t>
-      </w:r>
-      <w:r>
-        <w:rPr>
-          <w:rFonts w:ascii="Arial" w:hAnsi="Arial" w:cs="Arial"/>
-          <w:b/>
-          <w:bCs/>
-          <w:sz w:val="18"/>
-          <w:szCs w:val="18"/>
-          <w:highlight w:val="lightGray"/>
-        </w:rPr>
-        <w:t>From:</w:t>
-      </w:r>
-      <w:r>
-        <w:rPr>
-          <w:rFonts w:ascii="Arial" w:hAnsi="Arial" w:cs="Arial"/>
-          <w:sz w:val="18"/>
-          <w:szCs w:val="18"/>
-          <w:highlight w:val="lightGray"/>
-        </w:rPr>
-        <w:t xml:space="preserve"> [</w:t>
-      </w:r>
-      <w:proofErr w:type="spellStart"/>
-      <w:r>
-        <w:rPr>
-          <w:rFonts w:ascii="Arial" w:hAnsi="Arial" w:cs="Arial"/>
-          <w:sz w:val="18"/>
-          <w:szCs w:val="18"/>
-          <w:highlight w:val="lightGray"/>
-        </w:rPr>
-        <w:t>Chatgpt</w:t>
-      </w:r>
-      <w:proofErr w:type="spellEnd"/>
-      <w:r>
-        <w:rPr>
-          <w:rFonts w:ascii="Arial" w:hAnsi="Arial" w:cs="Arial"/>
-          <w:sz w:val="18"/>
-          <w:szCs w:val="18"/>
-          <w:highlight w:val="lightGray"/>
-        </w:rPr>
-        <w:t xml:space="preserve"> (GPT-4-turbo)] -&gt; </w:t>
-      </w:r>
-      <w:r>
-        <w:rPr>
-          <w:rFonts w:ascii="Arial" w:hAnsi="Arial" w:cs="Arial"/>
-          <w:b/>
-          <w:bCs/>
-          <w:sz w:val="18"/>
-          <w:szCs w:val="18"/>
-          <w:highlight w:val="lightGray"/>
-        </w:rPr>
-        <w:t>Description</w:t>
-      </w:r>
-      <w:r>
-        <w:rPr>
-          <w:rFonts w:ascii="Arial" w:hAnsi="Arial" w:cs="Arial"/>
-          <w:sz w:val="18"/>
-          <w:szCs w:val="18"/>
-          <w:highlight w:val="lightGray"/>
-        </w:rPr>
-        <w:t>: [</w:t>
-      </w:r>
-      <w:r>
-        <w:rPr>
-          <w:rFonts w:ascii="Arial" w:hAnsi="Arial" w:cs="Arial"/>
-          <w:sz w:val="18"/>
-          <w:szCs w:val="18"/>
-          <w:highlight w:val="lightGray"/>
-        </w:rPr>
-        <w:t>Expanded and clarified definitions of "</w:t>
-      </w:r>
-      <w:r>
-        <w:rPr>
-          <w:rFonts w:ascii="Arial" w:hAnsi="Arial" w:cs="Arial"/>
-          <w:sz w:val="18"/>
-          <w:szCs w:val="18"/>
-          <w:highlight w:val="lightGray"/>
+        <w:t>on</w:t>
+      </w:r>
+      <w:r>
+        <w:rPr>
+          <w:rFonts w:ascii="Arial" w:hAnsi="Arial" w:cs="Arial"/>
+          <w:sz w:val="18"/>
+          <w:szCs w:val="18"/>
+          <w:highlight w:val="lightGray"/>
+        </w:rPr>
+        <w:t xml:space="preserve"> [9/10/2024]  </w:t>
+      </w:r>
+    </w:p>
+    <w:p>
+      <w:pPr>
+        <w:bidi/>
+        <w:rPr>
+          <w:rtl/>
+        </w:rPr>
+      </w:pPr>
+      <w:r>
+        <w:t xml:space="preserve">  </w:t>
+      </w:r>
+      <w:r>
+        <w:rPr>
+          <w:b/>
+          <w:bCs/>
           <w:rtl/>
         </w:rPr>
         <w:t>نمّام</w:t>
       </w:r>
       <w:r>
-        <w:rPr>
-          <w:rFonts w:ascii="Arial" w:hAnsi="Arial" w:cs="Arial"/>
-          <w:sz w:val="18"/>
-          <w:szCs w:val="18"/>
-          <w:highlight w:val="lightGray"/>
-        </w:rPr>
-        <w:t>" and "</w:t>
-      </w:r>
-      <w:r>
-        <w:rPr>
-          <w:rFonts w:ascii="Arial" w:hAnsi="Arial" w:cs="Arial"/>
-          <w:sz w:val="18"/>
-          <w:szCs w:val="18"/>
-          <w:highlight w:val="lightGray"/>
-          <w:rtl/>
-        </w:rPr>
-        <w:t>متطفل</w:t>
-      </w:r>
-      <w:r>
-        <w:rPr>
-          <w:rFonts w:ascii="Arial" w:hAnsi="Arial" w:cs="Arial"/>
-          <w:sz w:val="18"/>
-          <w:szCs w:val="18"/>
-          <w:highlight w:val="lightGray"/>
-        </w:rPr>
-        <w:t>"; structured examples to differentiate intentional gossip from unauthorized sharing; highlighted the importance of intent, effect on relationships, and respect for privacy when sharing information.</w:t>
-      </w:r>
-      <w:r>
-        <w:rPr>
-          <w:rFonts w:ascii="Arial" w:hAnsi="Arial" w:cs="Arial"/>
-          <w:sz w:val="18"/>
-          <w:szCs w:val="18"/>
-          <w:highlight w:val="lightGray"/>
-        </w:rPr>
-        <w:t xml:space="preserve">] </w:t>
-      </w:r>
-      <w:r>
-        <w:rPr>
-          <w:rFonts w:ascii="Arial" w:hAnsi="Arial" w:cs="Arial"/>
-          <w:b/>
-          <w:bCs/>
-          <w:sz w:val="18"/>
-          <w:szCs w:val="18"/>
-          <w:highlight w:val="lightGray"/>
-        </w:rPr>
-        <w:t>on</w:t>
-      </w:r>
-      <w:r>
-        <w:rPr>
-          <w:rFonts w:ascii="Arial" w:hAnsi="Arial" w:cs="Arial"/>
-          <w:sz w:val="18"/>
-          <w:szCs w:val="18"/>
-          <w:highlight w:val="lightGray"/>
-        </w:rPr>
-        <w:t xml:space="preserve"> [9/10/2024]  </w:t>
-      </w:r>
-    </w:p>
-    <w:p>
-      <w:pPr>
-        <w:bidi/>
-        <w:rPr>
-          <w:rtl/>
-        </w:rPr>
-      </w:pPr>
-      <w:r>
-        <w:t xml:space="preserve">  </w:t>
-      </w:r>
-      <w:r>
-        <w:rPr>
-          <w:b/>
-          <w:bCs/>
-          <w:rtl/>
-        </w:rPr>
-        <w:t>نمّام</w:t>
-      </w:r>
-      <w:r>
         <w:t>:</w:t>
       </w:r>
       <w:r>
@@ -2731,22 +2377,22 @@
           <w:bCs/>
           <w:rtl/>
         </w:rPr>
+        <w:t xml:space="preserve">مثال </w:t>
+      </w:r>
+    </w:p>
+    <w:p>
+      <w:pPr>
+        <w:bidi/>
+        <w:rPr>
+          <w:rtl/>
+        </w:rPr>
+      </w:pPr>
+      <w:r>
+        <w:rPr>
+          <w:rFonts w:hint="cs"/>
+          <w:rtl/>
+        </w:rPr>
         <w:lastRenderedPageBreak/>
-        <w:t xml:space="preserve">مثال </w:t>
-      </w:r>
-    </w:p>
-    <w:p>
-      <w:pPr>
-        <w:bidi/>
-        <w:rPr>
-          <w:rtl/>
-        </w:rPr>
-      </w:pPr>
-      <w:r>
-        <w:rPr>
-          <w:rFonts w:hint="cs"/>
-          <w:rtl/>
-        </w:rPr>
         <w:t>عندم كان اخو امير يقول رايه عن صديقه عمر لصديقة له فهي قالت ذلك الراي لعمر</w:t>
       </w:r>
     </w:p>
